--- a/src/Excelsior.Tests/Word/WordTableBuilderTests.RendersTableFromAttributedModel.verified.docx
+++ b/src/Excelsior.Tests/Word/WordTableBuilderTests.RendersTableFromAttributedModel.verified.docx
@@ -18,9 +18,6 @@
         <w:gridCol/>
       </w:tblGrid>
       <w:tr>
-        <w:trPr>
-          <w:tblHeader/>
-        </w:trPr>
         <w:tc>
           <w:p>
             <w:pPr>
